--- a/Eze_Dominion_Chibuikem_Chapters_1-3_UNN.docx
+++ b/Eze_Dominion_Chibuikem_Chapters_1-3_UNN.docx
@@ -2316,7 +2316,7 @@
           <w:i w:val="0"/>
           <w:sz w:val="28"/>
         </w:rPr>
-        <w:t xml:space="preserve"> 1. Ascertain lecturer assessment qualities through separate oral interviews with lecturers (with note-taking and later compilation), focusing on eight indicators: interactiveness, audibility, availability of lecture notes, class control, communication, punctuality, fairness in assessment, and approachability. 2. Design an automated response form through which students can assess lecturers on the identified qualities. 3. Develop a web-based lecturer assessment portal using PHP, with dashboards and charts that present aggregated overview information.</w:t>
+        <w:t xml:space="preserve"> 1. Ascertain lecturer assessment qualities by administering a fifteen-item assessment-quality questionnaire to ten lecturers; the eight indicators retained as the most selected were interactiveness, audibility, availability of lecture notes, class control, communication, punctuality, fairness in assessment, and approachability. 2. Design an automated response form through which students can assess lecturers on the identified qualities. 3. Develop a web-based lecturer assessment portal using PHP, with dashboards and charts that present aggregated overview information.</w:t>
       </w:r>
     </w:p>
     <w:p>
@@ -2443,7 +2443,7 @@
           <w:i w:val="0"/>
           <w:sz w:val="28"/>
         </w:rPr>
-        <w:t>The study is limited to the Department of Computer Science, UNN. It covers identification of eight lecturer assessment qualities, design of an automated student response form, and development of a PHP/MySQL portal with charts. Respondents are Computer Science lecturers and undergraduate students. The study does not cover all UNN faculties, does not replace official promotion appraisal, and does not measure research productivity. Student ratings may contain bias; anonymity and aggregation reduce misuse risk but do not eliminate all subjectivity. Interface diagrams and screenshots are placed in the appendices of the bound copy.</w:t>
+        <w:t>The study is limited to the Department of Computer Science, UNN. It covers screening of fifteen lecturer assessment qualities down to the eight most selected by ten lecturers through a questionnaire, design of an automated student response form, and development of a PHP/MySQL portal with charts. Respondents are Computer Science lecturers and undergraduate students. The study does not cover all UNN faculties, does not replace official promotion appraisal, and does not measure research productivity. Student ratings may contain bias; anonymity and aggregation reduce misuse risk but do not eliminate all subjectivity. Interface diagrams and screenshots are placed in the appendices of the bound copy.</w:t>
       </w:r>
     </w:p>
     <w:p>
@@ -2511,6 +2511,24 @@
           <w:i w:val="0"/>
           <w:sz w:val="28"/>
         </w:rPr>
+        <w:t>Overall Lecturer Rating (Total Overview):</w:t>
+      </w:r>
+      <w:r>
+        <w:rPr>
+          <w:rFonts w:ascii="Times New Roman" w:hAnsi="Times New Roman" w:eastAsia="Times New Roman"/>
+          <w:b w:val="0"/>
+          <w:i w:val="0"/>
+          <w:sz w:val="28"/>
+        </w:rPr>
+        <w:t xml:space="preserve"> The simple average of a lecturer's eight quality mean scores, computed from all student ratings on a 1–5 scale and used to rank lecturers for the top-overview table. </w:t>
+      </w:r>
+      <w:r>
+        <w:rPr>
+          <w:rFonts w:ascii="Times New Roman" w:hAnsi="Times New Roman" w:eastAsia="Times New Roman"/>
+          <w:b/>
+          <w:i w:val="0"/>
+          <w:sz w:val="28"/>
+        </w:rPr>
         <w:t>Lecturer Assessment Qualities:</w:t>
       </w:r>
       <w:r>
@@ -2793,7 +2811,7 @@
           <w:i w:val="0"/>
           <w:sz w:val="28"/>
         </w:rPr>
-        <w:t>This project situates SET on the formative and orientational side: ratings feed charts for student preparation and lecturer improvement, not as a sole promotion weapon. That positioning matters in Nigeria, where teaching has often been under-weighted in public-university appraisal relative to research, qualifications, and service (Archibong &amp; Nja, 2011). Archibong and Nja argue that improved teaching effectiveness requires deliberate instruments and institutional will. Amuche and Umar’s (2019) Lecturer Teaching Assessment Scale (LECTAS) demonstrates local psychometric work on teaching output. Amini (2018) links SET analysis to instructional quality. Inko-Tariah (2013) found largely positive lecturer attitudes in sampled Nigerian universities. Ani (2020) answers witch-hunt and corruption objections by defending carefully designed SET on quality grounds. Adomi (2007) earlier noted that formal student evaluation of teaching was still weakly institutionalised—student demand for lecturer qualities existed, but continuous student-facing overview infrastructure did not.</w:t>
+        <w:t>This project situates SET on the formative and orientational side: ratings feed charts for student preparation and lecturer improvement, not as a sole promotion weapon. That positioning matters in Nigeria, where teaching has often been under-weighted in public-university appraisal relative to research, qualifications, and service (Archibong &amp; Nja, 2011). The overall rating used in the portal's top-overview table is the simple average of the eight quality means (each quality mean = sum of student ratings ÷ number of raters), computed so that no single dimension can dominate and no lecturer is reduced to one unverified number. Archibong and Nja argue that improved teaching effectiveness requires deliberate instruments and institutional will. Amuche and Umar’s (2019) Lecturer Teaching Assessment Scale (LECTAS) demonstrates local psychometric work on teaching output. Amini (2018) links SET analysis to instructional quality. Inko-Tariah (2013) found largely positive lecturer attitudes in sampled Nigerian universities. Ani (2020) answers witch-hunt and corruption objections by defending carefully designed SET on quality grounds. Adomi (2007) earlier noted that formal student evaluation of teaching was still weakly institutionalised—student demand for lecturer qualities existed, but continuous student-facing overview infrastructure did not.</w:t>
       </w:r>
     </w:p>
     <w:p>
@@ -4040,7 +4058,7 @@
           <w:i w:val="0"/>
           <w:sz w:val="28"/>
         </w:rPr>
-        <w:t xml:space="preserve"> There is insufficient documented PHP/MySQL chart-overview development for the Department of Computer Science, UNN, using eight locally lecturer-validated qualities. 5. </w:t>
+        <w:t xml:space="preserve"> There is insufficient documented PHP/MySQL chart-overview development for the Department of Computer Science, UNN, using eight qualities screened from fifteen through a questionnaire administered to ten lecturers. 5. </w:t>
       </w:r>
       <w:r>
         <w:rPr>
@@ -4074,7 +4092,7 @@
           <w:i w:val="0"/>
           <w:sz w:val="28"/>
         </w:rPr>
-        <w:t>This project fills those gaps by linking lecturer validation of eight qualities, an automated anonymous form, and visual overview into one formative socio-technical solution.</w:t>
+        <w:t>This project fills those gaps by linking lecturer validation of eight qualities screened from fifteen through ten-lecturer questionnaires, an automated anonymous form, and visual overview into one formative socio-technical solution.</w:t>
       </w:r>
     </w:p>
     <w:p>
@@ -4191,7 +4209,7 @@
           <w:i w:val="0"/>
           <w:sz w:val="28"/>
         </w:rPr>
-        <w:t>The work is applied design-and-implementation research. Stakeholder requirements were elicited through separate oral lecturer interviews (with note-taking and later compilation) and student sampling; an automated assessment instrument was specified on the eight synthesised qualities; and a PHP/MySQL/Chart.js portal was engineered under XAMPP. Object-oriented analysis informed actors and use cases, while implementation used modular PHP scripts. Limited interface refinement during testing did not abandon stage discipline.</w:t>
+        <w:t>The work is applied design-and-implementation research. Stakeholder requirements were elicited through a fifteen-quality assessment questionnaire administered to ten lecturers and student sampling; an automated assessment instrument was specified on the eight qualities most frequently selected across the ten questionnaires; and a PHP/MySQL/Chart.js portal was engineered under XAMPP. Object-oriented analysis informed actors and use cases, while implementation used modular PHP scripts. Limited interface refinement during testing did not abandon stage discipline.</w:t>
       </w:r>
     </w:p>
     <w:p>
@@ -4317,7 +4335,7 @@
           <w:i w:val="0"/>
           <w:sz w:val="28"/>
         </w:rPr>
-        <w:t>The population comprised: (1) Computer Science lecturers teaching undergraduate courses at UNN, who supplied assessment-quality ideas through separate oral interviews; and (2) undergraduate Computer Science students (100–400 levels), who rated lecturers and evaluated the portal. Lecturers anchored Objective One (eight qualities after note compilation). Students provided ratings and judged whether overview reduced reliance on informal rumour.</w:t>
+        <w:t>The population comprised: (1) Computer Science lecturers teaching undergraduate courses at UNN, who supplied assessment-quality ideas through a fifteen-quality questionnaire; and (2) undergraduate Computer Science students (100–400 levels), who rated lecturers and evaluated the portal. Lecturers anchored Objective One (eight qualities after screening fifteen down to the eight most selected). Students provided ratings and judged whether overview reduced reliance on informal rumour.</w:t>
       </w:r>
     </w:p>
     <w:p>
@@ -4358,7 +4376,7 @@
           <w:i w:val="0"/>
           <w:sz w:val="28"/>
         </w:rPr>
-        <w:t xml:space="preserve"> Purposive sampling selected three (n = 3) active undergraduate teachers. Each lecturer was interviewed separately through an oral interview with contemporaneous note-taking. Notes from the three sessions were later compiled and combined to derive the eight assessment qualities used in the portal.</w:t>
+        <w:t xml:space="preserve"> Purposive sampling selected ten (n = 10) active undergraduate teachers. Each lecturer completed a questionnaire listing fifteen assessment qualities. The eight qualities most frequently selected across the ten questionnaires were retained for the portal.</w:t>
       </w:r>
     </w:p>
     <w:p>
@@ -4488,7 +4506,7 @@
           <w:i w:val="0"/>
           <w:sz w:val="28"/>
         </w:rPr>
-        <w:t>Lecturer Oral Interview (with note-taking)</w:t>
+        <w:t>Lecturer Questionnaire (fifteen assessment qualities) — Objective 1</w:t>
       </w:r>
       <w:r>
         <w:rPr>
@@ -4497,7 +4515,7 @@
           <w:i w:val="0"/>
           <w:sz w:val="28"/>
         </w:rPr>
-        <w:t xml:space="preserve"> — Each of the three lecturers was interviewed separately on fair assessment qualities, reputational misconception, and acceptable feedback formats. The researcher took written notes during each session. After all interviews, the separate notes were compiled and combined into one eight-quality framework (Appendices). 2. </w:t>
+        <w:t xml:space="preserve"> — Ten lecturers each completed a questionnaire listing fifteen assessment qualities, together with items on reputational misconception and acceptable feedback formats. The eight qualities most frequently selected across the ten questionnaires were retained as one eight-quality framework (Appendices). 2. </w:t>
       </w:r>
       <w:r>
         <w:rPr>
@@ -4506,7 +4524,7 @@
           <w:i w:val="0"/>
           <w:sz w:val="28"/>
         </w:rPr>
-        <w:t>Automated Student Assessment Form</w:t>
+        <w:t>Automated Student Assessment Form — Objective 2</w:t>
       </w:r>
       <w:r>
         <w:rPr>
@@ -4741,7 +4759,7 @@
                 <w:i w:val="0"/>
                 <w:sz w:val="24"/>
               </w:rPr>
-              <w:t>PHP</w:t>
+              <w:t>PHP (mysqli, with PDO fallback for portability)</w:t>
             </w:r>
           </w:p>
         </w:tc>
@@ -4879,7 +4897,7 @@
                 <w:i w:val="0"/>
                 <w:sz w:val="24"/>
               </w:rPr>
-              <w:t>password_hash, sessions, prepared statements, CSRF tokens</w:t>
+              <w:t>password_hash/password_verify; sessions regenerated on login; prepared statements; CSRF tokens (cookie + form); rate limiting (5 attempts / 15-min lockout on login, register, forgot-password); single-use, 1-hour password-reset tokens; secure/HttpOnly/SameSite cookies; generic errors (no email enumeration); role-based access</w:t>
             </w:r>
           </w:p>
         </w:tc>
@@ -5471,6 +5489,142 @@
           </w:p>
         </w:tc>
       </w:tr>
+      <w:tr>
+        <w:tc>
+          <w:tcPr>
+            <w:tcW w:type="dxa" w:w="3009"/>
+          </w:tcPr>
+          <w:p>
+            <w:pPr>
+              <w:spacing w:line="240" w:lineRule="auto" w:before="0" w:after="0"/>
+              <w:ind w:firstLine="0"/>
+              <w:jc w:val="left"/>
+            </w:pPr>
+            <w:r/>
+            <w:r>
+              <w:rPr>
+                <w:rFonts w:ascii="Times New Roman" w:hAnsi="Times New Roman" w:eastAsia="Times New Roman"/>
+                <w:b w:val="0"/>
+                <w:i w:val="0"/>
+                <w:sz w:val="24"/>
+              </w:rPr>
+              <w:t>Password recovery</w:t>
+            </w:r>
+          </w:p>
+        </w:tc>
+        <w:tc>
+          <w:tcPr>
+            <w:tcW w:type="dxa" w:w="3009"/>
+          </w:tcPr>
+          <w:p>
+            <w:pPr>
+              <w:spacing w:line="240" w:lineRule="auto" w:before="0" w:after="0"/>
+              <w:ind w:firstLine="0"/>
+              <w:jc w:val="left"/>
+            </w:pPr>
+            <w:r/>
+            <w:r>
+              <w:rPr>
+                <w:rFonts w:ascii="Times New Roman" w:hAnsi="Times New Roman" w:eastAsia="Times New Roman"/>
+                <w:b w:val="0"/>
+                <w:i w:val="0"/>
+                <w:sz w:val="24"/>
+              </w:rPr>
+              <w:t>All roles</w:t>
+            </w:r>
+          </w:p>
+        </w:tc>
+        <w:tc>
+          <w:tcPr>
+            <w:tcW w:type="dxa" w:w="3009"/>
+          </w:tcPr>
+          <w:p>
+            <w:pPr>
+              <w:spacing w:line="240" w:lineRule="auto" w:before="0" w:after="0"/>
+              <w:ind w:firstLine="0"/>
+              <w:jc w:val="left"/>
+            </w:pPr>
+            <w:r/>
+            <w:r>
+              <w:rPr>
+                <w:rFonts w:ascii="Times New Roman" w:hAnsi="Times New Roman" w:eastAsia="Times New Roman"/>
+                <w:b w:val="0"/>
+                <w:i w:val="0"/>
+                <w:sz w:val="24"/>
+              </w:rPr>
+              <w:t>Request a reset link by email; set a new password via a single-use, time-limited token</w:t>
+            </w:r>
+          </w:p>
+        </w:tc>
+      </w:tr>
+      <w:tr>
+        <w:tc>
+          <w:tcPr>
+            <w:tcW w:type="dxa" w:w="3009"/>
+          </w:tcPr>
+          <w:p>
+            <w:pPr>
+              <w:spacing w:line="240" w:lineRule="auto" w:before="0" w:after="0"/>
+              <w:ind w:firstLine="0"/>
+              <w:jc w:val="left"/>
+            </w:pPr>
+            <w:r/>
+            <w:r>
+              <w:rPr>
+                <w:rFonts w:ascii="Times New Roman" w:hAnsi="Times New Roman" w:eastAsia="Times New Roman"/>
+                <w:b w:val="0"/>
+                <w:i w:val="0"/>
+                <w:sz w:val="24"/>
+              </w:rPr>
+              <w:t>System feedback</w:t>
+            </w:r>
+          </w:p>
+        </w:tc>
+        <w:tc>
+          <w:tcPr>
+            <w:tcW w:type="dxa" w:w="3009"/>
+          </w:tcPr>
+          <w:p>
+            <w:pPr>
+              <w:spacing w:line="240" w:lineRule="auto" w:before="0" w:after="0"/>
+              <w:ind w:firstLine="0"/>
+              <w:jc w:val="left"/>
+            </w:pPr>
+            <w:r/>
+            <w:r>
+              <w:rPr>
+                <w:rFonts w:ascii="Times New Roman" w:hAnsi="Times New Roman" w:eastAsia="Times New Roman"/>
+                <w:b w:val="0"/>
+                <w:i w:val="0"/>
+                <w:sz w:val="24"/>
+              </w:rPr>
+              <w:t>All authenticated users</w:t>
+            </w:r>
+          </w:p>
+        </w:tc>
+        <w:tc>
+          <w:tcPr>
+            <w:tcW w:type="dxa" w:w="3009"/>
+          </w:tcPr>
+          <w:p>
+            <w:pPr>
+              <w:spacing w:line="240" w:lineRule="auto" w:before="0" w:after="0"/>
+              <w:ind w:firstLine="0"/>
+              <w:jc w:val="left"/>
+            </w:pPr>
+            <w:r/>
+            <w:r>
+              <w:rPr>
+                <w:rFonts w:ascii="Times New Roman" w:hAnsi="Times New Roman" w:eastAsia="Times New Roman"/>
+                <w:b w:val="0"/>
+                <w:i w:val="0"/>
+                <w:sz w:val="24"/>
+              </w:rPr>
+              <w:t>Optional subject/message feedback about the portal (moderated by admin)</w:t>
+            </w:r>
+          </w:p>
+        </w:tc>
+      </w:tr>
     </w:tbl>
     <w:p>
       <w:pPr>
@@ -5593,10 +5747,10 @@
         <w:rPr>
           <w:rFonts w:ascii="Times New Roman" w:hAnsi="Times New Roman" w:eastAsia="Times New Roman"/>
           <w:b/>
-          <w:i w:val="0"/>
-          <w:sz w:val="28"/>
-        </w:rPr>
-        <w:t>3.8 Ethical Considerations</w:t>
+          <w:i/>
+          <w:sz w:val="28"/>
+        </w:rPr>
+        <w:t>3.7.1 Computation of Total Overview (Overall Lecturer Rating)</w:t>
       </w:r>
     </w:p>
     <w:p>
@@ -5612,7 +5766,135 @@
           <w:i w:val="0"/>
           <w:sz w:val="28"/>
         </w:rPr>
-        <w:t>Participation was informed and voluntary. Public charts show aggregates only. Results are formative for orientation and improvement, not sole promotion criteria (Ani, 2020). Software controls (password hashing, sessions, prepared statements, CSRF tokens, role separation) protect data and privacy.</w:t>
+        <w:t>The Total Overview, or overall lecturer rating, is computed from student ratings in three steps.</w:t>
+      </w:r>
+    </w:p>
+    <w:p>
+      <w:pPr>
+        <w:spacing w:line="360" w:lineRule="auto" w:before="0" w:after="0"/>
+        <w:ind w:firstLine="720"/>
+        <w:jc w:val="both"/>
+      </w:pPr>
+      <w:r>
+        <w:rPr>
+          <w:rFonts w:ascii="Times New Roman" w:hAnsi="Times New Roman" w:eastAsia="Times New Roman"/>
+          <w:b w:val="0"/>
+          <w:i w:val="0"/>
+          <w:sz w:val="28"/>
+        </w:rPr>
+        <w:t>Step 1 - Mean score per quality. For each of the eight qualities (interactiveness, audibility, lecture notes, class control, communication, punctuality, fairness, approachability), compute the mean of all student ratings given to that lecturer on that quality, using the 1-5 Likert scale:</w:t>
+      </w:r>
+    </w:p>
+    <w:p>
+      <w:pPr>
+        <w:spacing w:line="360" w:lineRule="auto" w:before="0" w:after="0"/>
+        <w:ind w:firstLine="720"/>
+        <w:jc w:val="both"/>
+      </w:pPr>
+      <w:r>
+        <w:rPr>
+          <w:rFonts w:ascii="Times New Roman" w:hAnsi="Times New Roman" w:eastAsia="Times New Roman"/>
+          <w:b w:val="0"/>
+          <w:i w:val="0"/>
+          <w:sz w:val="28"/>
+        </w:rPr>
+        <w:t>Quality Mean = (sum of student ratings on the quality) / (number of raters)</w:t>
+      </w:r>
+    </w:p>
+    <w:p>
+      <w:pPr>
+        <w:spacing w:line="360" w:lineRule="auto" w:before="0" w:after="0"/>
+        <w:ind w:firstLine="720"/>
+        <w:jc w:val="both"/>
+      </w:pPr>
+      <w:r>
+        <w:rPr>
+          <w:rFonts w:ascii="Times New Roman" w:hAnsi="Times New Roman" w:eastAsia="Times New Roman"/>
+          <w:b w:val="0"/>
+          <w:i w:val="0"/>
+          <w:sz w:val="28"/>
+        </w:rPr>
+        <w:t>Each quality mean is rounded to two decimal places.</w:t>
+      </w:r>
+    </w:p>
+    <w:p>
+      <w:pPr>
+        <w:spacing w:line="360" w:lineRule="auto" w:before="0" w:after="0"/>
+        <w:ind w:firstLine="720"/>
+        <w:jc w:val="both"/>
+      </w:pPr>
+      <w:r>
+        <w:rPr>
+          <w:rFonts w:ascii="Times New Roman" w:hAnsi="Times New Roman" w:eastAsia="Times New Roman"/>
+          <w:b w:val="0"/>
+          <w:i w:val="0"/>
+          <w:sz w:val="28"/>
+        </w:rPr>
+        <w:t>Step 2 - Total Overview (overall rating). The overall lecturer rating is the simple average of the eight quality means:</w:t>
+      </w:r>
+    </w:p>
+    <w:p>
+      <w:pPr>
+        <w:spacing w:line="360" w:lineRule="auto" w:before="0" w:after="0"/>
+        <w:ind w:firstLine="720"/>
+        <w:jc w:val="both"/>
+      </w:pPr>
+      <w:r>
+        <w:rPr>
+          <w:rFonts w:ascii="Times New Roman" w:hAnsi="Times New Roman" w:eastAsia="Times New Roman"/>
+          <w:b w:val="0"/>
+          <w:i w:val="0"/>
+          <w:sz w:val="28"/>
+        </w:rPr>
+        <w:t>Overall Rating = (sum of the eight quality means) / 8</w:t>
+      </w:r>
+    </w:p>
+    <w:p>
+      <w:pPr>
+        <w:spacing w:line="360" w:lineRule="auto" w:before="0" w:after="0"/>
+        <w:ind w:firstLine="720"/>
+        <w:jc w:val="both"/>
+      </w:pPr>
+      <w:r>
+        <w:rPr>
+          <w:rFonts w:ascii="Times New Roman" w:hAnsi="Times New Roman" w:eastAsia="Times New Roman"/>
+          <w:b w:val="0"/>
+          <w:i w:val="0"/>
+          <w:sz w:val="28"/>
+        </w:rPr>
+        <w:t>The result is rounded to two decimal places.</w:t>
+      </w:r>
+    </w:p>
+    <w:p>
+      <w:pPr>
+        <w:spacing w:line="360" w:lineRule="auto" w:before="0" w:after="0"/>
+        <w:ind w:firstLine="720"/>
+        <w:jc w:val="both"/>
+      </w:pPr>
+      <w:r>
+        <w:rPr>
+          <w:rFonts w:ascii="Times New Roman" w:hAnsi="Times New Roman" w:eastAsia="Times New Roman"/>
+          <w:b w:val="0"/>
+          <w:i w:val="0"/>
+          <w:sz w:val="28"/>
+        </w:rPr>
+        <w:t>Step 3 - Interpretation band. The overall rating is interpreted using the study's agreed bands: 1.00-2.49 = Low; 2.50-3.49 = Moderate; 3.50-5.00 = High.</w:t>
+      </w:r>
+    </w:p>
+    <w:p>
+      <w:pPr>
+        <w:spacing w:line="360" w:lineRule="auto" w:before="0" w:after="0"/>
+        <w:ind w:firstLine="720"/>
+        <w:jc w:val="both"/>
+      </w:pPr>
+      <w:r>
+        <w:rPr>
+          <w:rFonts w:ascii="Times New Roman" w:hAnsi="Times New Roman" w:eastAsia="Times New Roman"/>
+          <w:b w:val="0"/>
+          <w:i w:val="0"/>
+          <w:sz w:val="28"/>
+        </w:rPr>
+        <w:t>The portal implements this computation from aggregated, anonymous assessment records and displays quality profiles dimensionally rather than reducing a lecturer to a single rank, consistent with the multidimensional SET position reviewed in Chapter Two.</w:t>
       </w:r>
     </w:p>
     <w:p>
@@ -5628,7 +5910,23 @@
           <w:i w:val="0"/>
           <w:sz w:val="28"/>
         </w:rPr>
-        <w:t>3.9 System Analysis</w:t>
+        <w:t>3.8 Ethical Considerations</w:t>
+      </w:r>
+    </w:p>
+    <w:p>
+      <w:pPr>
+        <w:spacing w:line="360" w:lineRule="auto" w:before="0" w:after="0"/>
+        <w:ind w:firstLine="720"/>
+        <w:jc w:val="both"/>
+      </w:pPr>
+      <w:r>
+        <w:rPr>
+          <w:rFonts w:ascii="Times New Roman" w:hAnsi="Times New Roman" w:eastAsia="Times New Roman"/>
+          <w:b w:val="0"/>
+          <w:i w:val="0"/>
+          <w:sz w:val="28"/>
+        </w:rPr>
+        <w:t>Participation was informed and voluntary. Public charts show aggregates only. Results are formative for orientation and improvement, not sole promotion criteria (Ani, 2020). Software controls (password hashing, session regeneration, prepared statements, CSRF tokens, rate limiting, single-use password-reset tokens, secure cookies, role separation) protect data and privacy.</w:t>
       </w:r>
     </w:p>
     <w:p>
@@ -5641,6 +5939,22 @@
         <w:rPr>
           <w:rFonts w:ascii="Times New Roman" w:hAnsi="Times New Roman" w:eastAsia="Times New Roman"/>
           <w:b/>
+          <w:i w:val="0"/>
+          <w:sz w:val="28"/>
+        </w:rPr>
+        <w:t>3.9 System Analysis</w:t>
+      </w:r>
+    </w:p>
+    <w:p>
+      <w:pPr>
+        <w:spacing w:line="360" w:lineRule="auto" w:before="80" w:after="40"/>
+        <w:ind w:firstLine="0"/>
+        <w:jc w:val="both"/>
+      </w:pPr>
+      <w:r>
+        <w:rPr>
+          <w:rFonts w:ascii="Times New Roman" w:hAnsi="Times New Roman" w:eastAsia="Times New Roman"/>
+          <w:b/>
           <w:i/>
           <w:sz w:val="28"/>
         </w:rPr>
@@ -5692,7 +6006,25 @@
           <w:i w:val="0"/>
           <w:sz w:val="28"/>
         </w:rPr>
-        <w:t xml:space="preserve">The proposed authenticated portal follows a clear semester cycle. At the </w:t>
+        <w:t xml:space="preserve">The proposed authenticated portal—delivering </w:t>
+      </w:r>
+      <w:r>
+        <w:rPr>
+          <w:rFonts w:ascii="Times New Roman" w:hAnsi="Times New Roman" w:eastAsia="Times New Roman"/>
+          <w:b/>
+          <w:i w:val="0"/>
+          <w:sz w:val="28"/>
+        </w:rPr>
+        <w:t>Objective 3</w:t>
+      </w:r>
+      <w:r>
+        <w:rPr>
+          <w:rFonts w:ascii="Times New Roman" w:hAnsi="Times New Roman" w:eastAsia="Times New Roman"/>
+          <w:b w:val="0"/>
+          <w:i w:val="0"/>
+          <w:sz w:val="28"/>
+        </w:rPr>
+        <w:t xml:space="preserve">—follows a clear semester cycle. At the </w:t>
       </w:r>
       <w:r>
         <w:rPr>
@@ -6413,7 +6745,7 @@
           <w:i w:val="0"/>
           <w:sz w:val="28"/>
         </w:rPr>
-        <w:t>Actors are Student, Lecturer, and Admin. Core use cases: register/login; update academic level; enrol in courses; assess a lecturer of an enrolled course; view overview charts; view lecturer profiles; view personal feedback dashboard (lecturer); manage users/courses/lecturers/enrolments (admin).</w:t>
+        <w:t>Actors are Student, Lecturer, and Admin. Core use cases: register/login; request and complete password recovery; update academic level and profile; enrol in courses; assess a lecturer of an enrolled course; view overview charts; view lecturer profiles; submit system feedback; view personal feedback dashboard (lecturer); manage users/courses/lecturers/enrolments (admin).</w:t>
       </w:r>
     </w:p>
     <w:p>
@@ -6629,7 +6961,7 @@
           <w:i w:val="0"/>
           <w:sz w:val="28"/>
         </w:rPr>
-        <w:t xml:space="preserve">, and </w:t>
+        <w:t xml:space="preserve">, </w:t>
       </w:r>
       <w:r>
         <w:rPr>
@@ -6647,7 +6979,43 @@
           <w:i w:val="0"/>
           <w:sz w:val="28"/>
         </w:rPr>
-        <w:t>. Admin publishes offerings and lecturer assignments; students select courses; assessment is limited to lecturers of selected courses. Schema: portal/sql/schema.sql.</w:t>
+        <w:t xml:space="preserve">, </w:t>
+      </w:r>
+      <w:r>
+        <w:rPr>
+          <w:rFonts w:ascii="Times New Roman" w:hAnsi="Times New Roman" w:eastAsia="Times New Roman"/>
+          <w:b/>
+          <w:i w:val="0"/>
+          <w:sz w:val="28"/>
+        </w:rPr>
+        <w:t>password_resets</w:t>
+      </w:r>
+      <w:r>
+        <w:rPr>
+          <w:rFonts w:ascii="Times New Roman" w:hAnsi="Times New Roman" w:eastAsia="Times New Roman"/>
+          <w:b w:val="0"/>
+          <w:i w:val="0"/>
+          <w:sz w:val="28"/>
+        </w:rPr>
+        <w:t xml:space="preserve"> (single-use, time-limited recovery tokens), and </w:t>
+      </w:r>
+      <w:r>
+        <w:rPr>
+          <w:rFonts w:ascii="Times New Roman" w:hAnsi="Times New Roman" w:eastAsia="Times New Roman"/>
+          <w:b/>
+          <w:i w:val="0"/>
+          <w:sz w:val="28"/>
+        </w:rPr>
+        <w:t>system_feedback</w:t>
+      </w:r>
+      <w:r>
+        <w:rPr>
+          <w:rFonts w:ascii="Times New Roman" w:hAnsi="Times New Roman" w:eastAsia="Times New Roman"/>
+          <w:b w:val="0"/>
+          <w:i w:val="0"/>
+          <w:sz w:val="28"/>
+        </w:rPr>
+        <w:t xml:space="preserve"> (optional portal feedback). Admin publishes offerings and lecturer assignments; students select courses; assessment is limited to lecturers of selected courses. Schema: portal/sql/schema.sql.</w:t>
       </w:r>
     </w:p>
     <w:p>
@@ -6940,7 +7308,7 @@
           <w:i w:val="0"/>
           <w:sz w:val="28"/>
         </w:rPr>
-        <w:t xml:space="preserve"> credentials; registration fields (including student matric number and academic level); course enrolment selections; Likert ratings (1–5) for enrolled lecturer–course pairs; optional comment; admin create/update forms. </w:t>
+        <w:t xml:space="preserve"> credentials; registration fields (including student matric number and academic level); course enrolment selections; Likert ratings (1–5) for enrolled lecturer–course pairs; optional comment; password-recovery request (email) and new password; system-feedback subject and message; admin create/update forms. </w:t>
       </w:r>
       <w:r>
         <w:rPr>
@@ -6958,7 +7326,7 @@
           <w:i w:val="0"/>
           <w:sz w:val="28"/>
         </w:rPr>
-        <w:t xml:space="preserve"> messages, profiles, bar/radar charts, dashboards, and admin lists. Aggregates are privileged over rater identity; interfaces support mobile use. Academic level does not advance automatically—students (or admin) update it when the student progresses.</w:t>
+        <w:t xml:space="preserve"> messages, profiles, bar/radar charts, dashboards, admin lists, password-reset confirmation, feedback acknowledgement. Aggregates are privileged over rater identity; interfaces support mobile use. Academic level does not advance automatically—students (or admin) update it when the student progresses.</w:t>
       </w:r>
     </w:p>
     <w:p>
@@ -7116,7 +7484,7 @@
           <w:i w:val="0"/>
           <w:sz w:val="28"/>
         </w:rPr>
-        <w:t>Passwords use password_hash/password_verify; pages require role sessions; SQL uses prepared statements; forms use CSRF tokens; public views expose aggregates only.</w:t>
+        <w:t>Passwords use password_hash/password_verify; pages require role sessions (regenerated on login); SQL uses prepared statements; forms use CSRF tokens (cookie + hidden field); login/register/forgot-password are rate-limited (5 attempts, 15-minute lockout); password recovery uses single-use, 1-hour tokens; cookies are secure/HttpOnly/SameSite=Lax; generic errors prevent email enumeration; public views expose aggregates only.</w:t>
       </w:r>
     </w:p>
     <w:p>
@@ -7242,7 +7610,7 @@
           <w:i w:val="0"/>
           <w:sz w:val="28"/>
         </w:rPr>
-        <w:t>The chapter combined separate oral lecturer interviews with note-taking and later compilation (n = 3), stratified student sampling (Yamane n = 80), validated instruments, and waterfall-leaning SDLC development on PHP, MySQL, Chart.js, and XAMPP. As-is analysis showed rumour-dominated overview; the to-be portal provides anonymous, chart-driven preknowledge on eight teaching qualities, preparing Chapter Four’s implementation and evaluation.</w:t>
+        <w:t>The chapter combined lecturer questionnaires listing fifteen qualities administered to ten lecturers, from which the eight most selected were retained, stratified student sampling (Yamane n = 80), validated instruments, and waterfall-leaning SDLC development on PHP, MySQL, Chart.js, and XAMPP. As-is analysis showed rumour-dominated overview; the to-be portal provides anonymous, chart-driven preknowledge on eight teaching qualities, preparing Chapter Four’s implementation and evaluation.</w:t>
       </w:r>
     </w:p>
     <w:p>
